--- a/FORM_UAT_KARYA_TANTRI_ABADI.docx
+++ b/FORM_UAT_KARYA_TANTRI_ABADI.docx
@@ -4,7 +4,7 @@
   <w:body>
     <w:p>
       <w:pPr>
-        <w:spacing w:after="40" w:before="0"/>
+        <w:spacing w:after="40"/>
         <w:jc w:val="center"/>
       </w:pPr>
       <w:r>
@@ -18,7 +18,7 @@
     </w:p>
     <w:p>
       <w:pPr>
-        <w:spacing w:after="40" w:before="0"/>
+        <w:spacing w:after="0"/>
         <w:jc w:val="center"/>
       </w:pPr>
       <w:r>
@@ -32,21 +32,21 @@
     </w:p>
     <w:p>
       <w:pPr>
-        <w:spacing w:after="160" w:before="0"/>
+        <w:spacing w:after="120"/>
         <w:jc w:val="center"/>
       </w:pPr>
       <w:r>
         <w:rPr>
           <w:rFonts w:ascii="Times New Roman" w:hAnsi="Times New Roman" w:eastAsia="Times New Roman"/>
           <w:b w:val="0"/>
-          <w:sz w:val="22"/>
+          <w:sz w:val="24"/>
         </w:rPr>
         <w:t>(Koperasi Simpan Pinjam Berbasis Website)</w:t>
       </w:r>
     </w:p>
     <w:p>
       <w:pPr>
-        <w:spacing w:after="40" w:before="0"/>
+        <w:spacing w:after="80"/>
       </w:pPr>
       <w:r>
         <w:rPr>
@@ -59,7 +59,7 @@
     </w:p>
     <w:p>
       <w:pPr>
-        <w:spacing w:after="160" w:before="0"/>
+        <w:spacing w:after="80"/>
       </w:pPr>
       <w:r>
         <w:rPr>
@@ -72,7 +72,20 @@
     </w:p>
     <w:p>
       <w:pPr>
-        <w:spacing w:after="80" w:before="0"/>
+        <w:spacing w:after="160"/>
+      </w:pPr>
+      <w:r>
+        <w:rPr>
+          <w:rFonts w:ascii="Times New Roman" w:hAnsi="Times New Roman" w:eastAsia="Times New Roman"/>
+          <w:b w:val="0"/>
+          <w:sz w:val="20"/>
+        </w:rPr>
+        <w:t>Sistem: multi-panel /admin · /spv · /kasir · /anggota | Login /auth/login (tanpa CAPTCHA)</w:t>
+      </w:r>
+    </w:p>
+    <w:p>
+      <w:pPr>
+        <w:spacing w:after="80"/>
       </w:pPr>
       <w:r>
         <w:rPr>
@@ -85,7 +98,7 @@
     </w:p>
     <w:p>
       <w:pPr>
-        <w:spacing w:after="60" w:before="0"/>
+        <w:spacing w:after="80"/>
       </w:pPr>
       <w:r>
         <w:rPr>
@@ -98,7 +111,7 @@
     </w:p>
     <w:p>
       <w:pPr>
-        <w:spacing w:after="60" w:before="0"/>
+        <w:spacing w:after="80"/>
       </w:pPr>
       <w:r>
         <w:rPr>
@@ -111,7 +124,7 @@
     </w:p>
     <w:p>
       <w:pPr>
-        <w:spacing w:after="60" w:before="0"/>
+        <w:spacing w:after="80"/>
       </w:pPr>
       <w:r>
         <w:rPr>
@@ -124,7 +137,7 @@
     </w:p>
     <w:p>
       <w:pPr>
-        <w:spacing w:after="60" w:before="0"/>
+        <w:spacing w:after="80"/>
       </w:pPr>
       <w:r>
         <w:rPr>
@@ -137,7 +150,7 @@
     </w:p>
     <w:p>
       <w:pPr>
-        <w:spacing w:after="60" w:before="0"/>
+        <w:spacing w:after="80"/>
       </w:pPr>
       <w:r>
         <w:rPr>
@@ -150,7 +163,7 @@
     </w:p>
     <w:p>
       <w:pPr>
-        <w:spacing w:after="80" w:before="0"/>
+        <w:spacing w:after="40"/>
       </w:pPr>
       <w:r>
         <w:rPr>
@@ -163,7 +176,7 @@
     </w:p>
     <w:p>
       <w:pPr>
-        <w:spacing w:after="80" w:before="0"/>
+        <w:spacing w:after="80"/>
       </w:pPr>
       <w:r>
         <w:rPr>
@@ -176,7 +189,20 @@
     </w:p>
     <w:p>
       <w:pPr>
-        <w:spacing w:after="160" w:before="0"/>
+        <w:spacing w:after="80"/>
+      </w:pPr>
+      <w:r>
+        <w:rPr>
+          <w:rFonts w:ascii="Times New Roman" w:hAnsi="Times New Roman" w:eastAsia="Times New Roman"/>
+          <w:b w:val="0"/>
+          <w:sz w:val="22"/>
+        </w:rPr>
+        <w:t>STS = Sangat Tidak Setuju | TS = Tidak Setuju | S = Setuju | SS = Sangat Setuju</w:t>
+      </w:r>
+    </w:p>
+    <w:p>
+      <w:pPr>
+        <w:spacing w:after="80"/>
       </w:pPr>
       <w:r>
         <w:rPr>
@@ -184,12 +210,12 @@
           <w:b w:val="0"/>
           <w:sz w:val="20"/>
         </w:rPr>
-        <w:t>STS = Sangat Tidak Setuju | TS = Tidak Setuju | S = Setuju | SS = Sangat Setuju</w:t>
+        <w:t>1 orang = 1 form. Scope uji: simpan pinjam (tabungan + pinjaman kelompok). POS/SHU/panel petugas tidak diuji sebagai fitur aktif.</w:t>
       </w:r>
     </w:p>
     <w:p>
       <w:pPr>
-        <w:spacing w:after="80" w:before="0"/>
+        <w:spacing w:after="80"/>
       </w:pPr>
       <w:r>
         <w:rPr>
@@ -204,6 +230,7 @@
       <w:tblPr>
         <w:tblStyle w:val="TableGrid"/>
         <w:tblW w:type="auto" w:w="0"/>
+        <w:jc w:val="center"/>
         <w:tblLook w:firstColumn="1" w:firstRow="1" w:lastColumn="0" w:lastRow="0" w:noHBand="0" w:noVBand="1" w:val="04A0"/>
       </w:tblPr>
       <w:tblGrid>
@@ -217,12 +244,12 @@
       <w:tr>
         <w:tc>
           <w:tcPr>
-            <w:tcW w:type="dxa" w:w="1662"/>
-            <w:shd w:fill="1F4E79" w:val="clear"/>
-            <w:shd w:fill="D6EAF8" w:val="clear"/>
+            <w:tcW w:type="dxa" w:w="680"/>
+            <w:shd w:fill="BDD7EE" w:val="clear"/>
           </w:tcPr>
           <w:p>
             <w:pPr>
+              <w:spacing w:after="0" w:before="0"/>
               <w:jc w:val="center"/>
             </w:pPr>
             <w:r/>
@@ -238,12 +265,12 @@
         </w:tc>
         <w:tc>
           <w:tcPr>
-            <w:tcW w:type="dxa" w:w="1662"/>
-            <w:shd w:fill="1F4E79" w:val="clear"/>
-            <w:shd w:fill="D6EAF8" w:val="clear"/>
+            <w:tcW w:type="dxa" w:w="6236"/>
+            <w:shd w:fill="BDD7EE" w:val="clear"/>
           </w:tcPr>
           <w:p>
             <w:pPr>
+              <w:spacing w:after="0" w:before="0"/>
               <w:jc w:val="center"/>
             </w:pPr>
             <w:r/>
@@ -259,12 +286,12 @@
         </w:tc>
         <w:tc>
           <w:tcPr>
-            <w:tcW w:type="dxa" w:w="1662"/>
-            <w:shd w:fill="1F4E79" w:val="clear"/>
-            <w:shd w:fill="D6EAF8" w:val="clear"/>
+            <w:tcW w:type="dxa" w:w="850"/>
+            <w:shd w:fill="BDD7EE" w:val="clear"/>
           </w:tcPr>
           <w:p>
             <w:pPr>
+              <w:spacing w:after="0" w:before="0"/>
               <w:jc w:val="center"/>
             </w:pPr>
             <w:r/>
@@ -274,20 +301,18 @@
                 <w:b/>
                 <w:sz w:val="20"/>
               </w:rPr>
-              <w:t>STS</w:t>
-              <w:br/>
-              <w:t>1</w:t>
+              <w:t>STS 1</w:t>
             </w:r>
           </w:p>
         </w:tc>
         <w:tc>
           <w:tcPr>
-            <w:tcW w:type="dxa" w:w="1662"/>
-            <w:shd w:fill="1F4E79" w:val="clear"/>
-            <w:shd w:fill="D6EAF8" w:val="clear"/>
+            <w:tcW w:type="dxa" w:w="850"/>
+            <w:shd w:fill="BDD7EE" w:val="clear"/>
           </w:tcPr>
           <w:p>
             <w:pPr>
+              <w:spacing w:after="0" w:before="0"/>
               <w:jc w:val="center"/>
             </w:pPr>
             <w:r/>
@@ -297,20 +322,18 @@
                 <w:b/>
                 <w:sz w:val="20"/>
               </w:rPr>
-              <w:t>TS</w:t>
-              <w:br/>
-              <w:t>2</w:t>
+              <w:t>TS 2</w:t>
             </w:r>
           </w:p>
         </w:tc>
         <w:tc>
           <w:tcPr>
-            <w:tcW w:type="dxa" w:w="1662"/>
-            <w:shd w:fill="1F4E79" w:val="clear"/>
-            <w:shd w:fill="D6EAF8" w:val="clear"/>
+            <w:tcW w:type="dxa" w:w="850"/>
+            <w:shd w:fill="BDD7EE" w:val="clear"/>
           </w:tcPr>
           <w:p>
             <w:pPr>
+              <w:spacing w:after="0" w:before="0"/>
               <w:jc w:val="center"/>
             </w:pPr>
             <w:r/>
@@ -320,20 +343,18 @@
                 <w:b/>
                 <w:sz w:val="20"/>
               </w:rPr>
-              <w:t>S</w:t>
-              <w:br/>
-              <w:t>3</w:t>
+              <w:t>S 3</w:t>
             </w:r>
           </w:p>
         </w:tc>
         <w:tc>
           <w:tcPr>
-            <w:tcW w:type="dxa" w:w="1662"/>
-            <w:shd w:fill="1F4E79" w:val="clear"/>
-            <w:shd w:fill="D6EAF8" w:val="clear"/>
+            <w:tcW w:type="dxa" w:w="850"/>
+            <w:shd w:fill="BDD7EE" w:val="clear"/>
           </w:tcPr>
           <w:p>
             <w:pPr>
+              <w:spacing w:after="0" w:before="0"/>
               <w:jc w:val="center"/>
             </w:pPr>
             <w:r/>
@@ -343,9 +364,7 @@
                 <w:b/>
                 <w:sz w:val="20"/>
               </w:rPr>
-              <w:t>SS</w:t>
-              <w:br/>
-              <w:t>4</w:t>
+              <w:t>SS 4</w:t>
             </w:r>
           </w:p>
         </w:tc>
@@ -353,11 +372,15 @@
       <w:tr>
         <w:tc>
           <w:tcPr>
-            <w:tcW w:type="dxa" w:w="9972"/>
+            <w:tcW w:type="dxa" w:w="850"/>
             <w:gridSpan w:val="6"/>
-            <w:shd w:fill="F2F2F2" w:val="clear"/>
+            <w:shd w:fill="FFF2CC" w:val="clear"/>
           </w:tcPr>
           <w:p>
+            <w:pPr>
+              <w:spacing w:after="0" w:before="0"/>
+            </w:pPr>
+            <w:r/>
             <w:r>
               <w:rPr>
                 <w:rFonts w:ascii="Times New Roman" w:hAnsi="Times New Roman" w:eastAsia="Times New Roman"/>
@@ -372,12 +395,14 @@
       <w:tr>
         <w:tc>
           <w:tcPr>
-            <w:tcW w:type="dxa" w:w="1662"/>
+            <w:tcW w:type="dxa" w:w="680"/>
           </w:tcPr>
           <w:p>
             <w:pPr>
+              <w:spacing w:after="0" w:before="0"/>
               <w:jc w:val="center"/>
             </w:pPr>
+            <w:r/>
             <w:r>
               <w:rPr>
                 <w:rFonts w:ascii="Times New Roman" w:hAnsi="Times New Roman" w:eastAsia="Times New Roman"/>
@@ -390,32 +415,38 @@
         </w:tc>
         <w:tc>
           <w:tcPr>
-            <w:tcW w:type="dxa" w:w="1662"/>
+            <w:tcW w:type="dxa" w:w="6236"/>
           </w:tcPr>
           <w:p>
+            <w:pPr>
+              <w:spacing w:after="0" w:before="0"/>
+            </w:pPr>
+            <w:r/>
             <w:r>
               <w:rPr>
                 <w:rFonts w:ascii="Times New Roman" w:hAnsi="Times New Roman" w:eastAsia="Times New Roman"/>
                 <w:b w:val="0"/>
                 <w:sz w:val="20"/>
               </w:rPr>
-              <w:t>Aplikasi mempermudah pencatatan tabungan dan pinjaman.</w:t>
+              <w:t>Aplikasi mempermudah pencatatan tabungan dan pinjaman kelompok.</w:t>
             </w:r>
           </w:p>
         </w:tc>
         <w:tc>
           <w:tcPr>
-            <w:tcW w:type="dxa" w:w="1662"/>
+            <w:tcW w:type="dxa" w:w="850"/>
           </w:tcPr>
           <w:p>
             <w:pPr>
+              <w:spacing w:after="0" w:before="0"/>
               <w:jc w:val="center"/>
             </w:pPr>
+            <w:r/>
             <w:r>
               <w:rPr>
                 <w:rFonts w:ascii="Times New Roman" w:hAnsi="Times New Roman" w:eastAsia="Times New Roman"/>
                 <w:b w:val="0"/>
-                <w:sz w:val="20"/>
+                <w:sz w:val="24"/>
               </w:rPr>
               <w:t>☐</w:t>
             </w:r>
@@ -423,17 +454,19 @@
         </w:tc>
         <w:tc>
           <w:tcPr>
-            <w:tcW w:type="dxa" w:w="1662"/>
+            <w:tcW w:type="dxa" w:w="850"/>
           </w:tcPr>
           <w:p>
             <w:pPr>
+              <w:spacing w:after="0" w:before="0"/>
               <w:jc w:val="center"/>
             </w:pPr>
+            <w:r/>
             <w:r>
               <w:rPr>
                 <w:rFonts w:ascii="Times New Roman" w:hAnsi="Times New Roman" w:eastAsia="Times New Roman"/>
                 <w:b w:val="0"/>
-                <w:sz w:val="20"/>
+                <w:sz w:val="24"/>
               </w:rPr>
               <w:t>☐</w:t>
             </w:r>
@@ -441,17 +474,19 @@
         </w:tc>
         <w:tc>
           <w:tcPr>
-            <w:tcW w:type="dxa" w:w="1662"/>
+            <w:tcW w:type="dxa" w:w="850"/>
           </w:tcPr>
           <w:p>
             <w:pPr>
+              <w:spacing w:after="0" w:before="0"/>
               <w:jc w:val="center"/>
             </w:pPr>
+            <w:r/>
             <w:r>
               <w:rPr>
                 <w:rFonts w:ascii="Times New Roman" w:hAnsi="Times New Roman" w:eastAsia="Times New Roman"/>
                 <w:b w:val="0"/>
-                <w:sz w:val="20"/>
+                <w:sz w:val="24"/>
               </w:rPr>
               <w:t>☐</w:t>
             </w:r>
@@ -459,17 +494,19 @@
         </w:tc>
         <w:tc>
           <w:tcPr>
-            <w:tcW w:type="dxa" w:w="1662"/>
+            <w:tcW w:type="dxa" w:w="850"/>
           </w:tcPr>
           <w:p>
             <w:pPr>
+              <w:spacing w:after="0" w:before="0"/>
               <w:jc w:val="center"/>
             </w:pPr>
+            <w:r/>
             <w:r>
               <w:rPr>
                 <w:rFonts w:ascii="Times New Roman" w:hAnsi="Times New Roman" w:eastAsia="Times New Roman"/>
                 <w:b w:val="0"/>
-                <w:sz w:val="20"/>
+                <w:sz w:val="24"/>
               </w:rPr>
               <w:t>☐</w:t>
             </w:r>
@@ -479,12 +516,14 @@
       <w:tr>
         <w:tc>
           <w:tcPr>
-            <w:tcW w:type="dxa" w:w="1662"/>
+            <w:tcW w:type="dxa" w:w="680"/>
           </w:tcPr>
           <w:p>
             <w:pPr>
+              <w:spacing w:after="0" w:before="0"/>
               <w:jc w:val="center"/>
             </w:pPr>
+            <w:r/>
             <w:r>
               <w:rPr>
                 <w:rFonts w:ascii="Times New Roman" w:hAnsi="Times New Roman" w:eastAsia="Times New Roman"/>
@@ -497,32 +536,38 @@
         </w:tc>
         <w:tc>
           <w:tcPr>
-            <w:tcW w:type="dxa" w:w="1662"/>
+            <w:tcW w:type="dxa" w:w="6236"/>
           </w:tcPr>
           <w:p>
+            <w:pPr>
+              <w:spacing w:after="0" w:before="0"/>
+            </w:pPr>
+            <w:r/>
             <w:r>
               <w:rPr>
                 <w:rFonts w:ascii="Times New Roman" w:hAnsi="Times New Roman" w:eastAsia="Times New Roman"/>
                 <w:b w:val="0"/>
                 <w:sz w:val="20"/>
               </w:rPr>
-              <w:t>Alur pinjaman admin → SPV → kasir sesuai kebutuhan operasional.</w:t>
+              <w:t>Alur pinjaman admin input → SPV setujui/tolak → kasir cairkan sesuai kebutuhan operasional.</w:t>
             </w:r>
           </w:p>
         </w:tc>
         <w:tc>
           <w:tcPr>
-            <w:tcW w:type="dxa" w:w="1662"/>
+            <w:tcW w:type="dxa" w:w="850"/>
           </w:tcPr>
           <w:p>
             <w:pPr>
+              <w:spacing w:after="0" w:before="0"/>
               <w:jc w:val="center"/>
             </w:pPr>
+            <w:r/>
             <w:r>
               <w:rPr>
                 <w:rFonts w:ascii="Times New Roman" w:hAnsi="Times New Roman" w:eastAsia="Times New Roman"/>
                 <w:b w:val="0"/>
-                <w:sz w:val="20"/>
+                <w:sz w:val="24"/>
               </w:rPr>
               <w:t>☐</w:t>
             </w:r>
@@ -530,17 +575,19 @@
         </w:tc>
         <w:tc>
           <w:tcPr>
-            <w:tcW w:type="dxa" w:w="1662"/>
+            <w:tcW w:type="dxa" w:w="850"/>
           </w:tcPr>
           <w:p>
             <w:pPr>
+              <w:spacing w:after="0" w:before="0"/>
               <w:jc w:val="center"/>
             </w:pPr>
+            <w:r/>
             <w:r>
               <w:rPr>
                 <w:rFonts w:ascii="Times New Roman" w:hAnsi="Times New Roman" w:eastAsia="Times New Roman"/>
                 <w:b w:val="0"/>
-                <w:sz w:val="20"/>
+                <w:sz w:val="24"/>
               </w:rPr>
               <w:t>☐</w:t>
             </w:r>
@@ -548,17 +595,19 @@
         </w:tc>
         <w:tc>
           <w:tcPr>
-            <w:tcW w:type="dxa" w:w="1662"/>
+            <w:tcW w:type="dxa" w:w="850"/>
           </w:tcPr>
           <w:p>
             <w:pPr>
+              <w:spacing w:after="0" w:before="0"/>
               <w:jc w:val="center"/>
             </w:pPr>
+            <w:r/>
             <w:r>
               <w:rPr>
                 <w:rFonts w:ascii="Times New Roman" w:hAnsi="Times New Roman" w:eastAsia="Times New Roman"/>
                 <w:b w:val="0"/>
-                <w:sz w:val="20"/>
+                <w:sz w:val="24"/>
               </w:rPr>
               <w:t>☐</w:t>
             </w:r>
@@ -566,17 +615,19 @@
         </w:tc>
         <w:tc>
           <w:tcPr>
-            <w:tcW w:type="dxa" w:w="1662"/>
+            <w:tcW w:type="dxa" w:w="850"/>
           </w:tcPr>
           <w:p>
             <w:pPr>
+              <w:spacing w:after="0" w:before="0"/>
               <w:jc w:val="center"/>
             </w:pPr>
+            <w:r/>
             <w:r>
               <w:rPr>
                 <w:rFonts w:ascii="Times New Roman" w:hAnsi="Times New Roman" w:eastAsia="Times New Roman"/>
                 <w:b w:val="0"/>
-                <w:sz w:val="20"/>
+                <w:sz w:val="24"/>
               </w:rPr>
               <w:t>☐</w:t>
             </w:r>
@@ -586,12 +637,14 @@
       <w:tr>
         <w:tc>
           <w:tcPr>
-            <w:tcW w:type="dxa" w:w="1662"/>
+            <w:tcW w:type="dxa" w:w="680"/>
           </w:tcPr>
           <w:p>
             <w:pPr>
+              <w:spacing w:after="0" w:before="0"/>
               <w:jc w:val="center"/>
             </w:pPr>
+            <w:r/>
             <w:r>
               <w:rPr>
                 <w:rFonts w:ascii="Times New Roman" w:hAnsi="Times New Roman" w:eastAsia="Times New Roman"/>
@@ -604,32 +657,38 @@
         </w:tc>
         <w:tc>
           <w:tcPr>
-            <w:tcW w:type="dxa" w:w="1662"/>
+            <w:tcW w:type="dxa" w:w="6236"/>
           </w:tcPr>
           <w:p>
+            <w:pPr>
+              <w:spacing w:after="0" w:before="0"/>
+            </w:pPr>
+            <w:r/>
             <w:r>
               <w:rPr>
                 <w:rFonts w:ascii="Times New Roman" w:hAnsi="Times New Roman" w:eastAsia="Times New Roman"/>
                 <w:b w:val="0"/>
                 <w:sz w:val="20"/>
               </w:rPr>
-              <w:t>Pencatatan cicilan oleh admin memudahkan rekap setelah petugas menyetor uang.</w:t>
+              <w:t>Pencatatan cicilan oleh admin memudahkan rekap setelah petugas lapangan menyetor uang.</w:t>
             </w:r>
           </w:p>
         </w:tc>
         <w:tc>
           <w:tcPr>
-            <w:tcW w:type="dxa" w:w="1662"/>
+            <w:tcW w:type="dxa" w:w="850"/>
           </w:tcPr>
           <w:p>
             <w:pPr>
+              <w:spacing w:after="0" w:before="0"/>
               <w:jc w:val="center"/>
             </w:pPr>
+            <w:r/>
             <w:r>
               <w:rPr>
                 <w:rFonts w:ascii="Times New Roman" w:hAnsi="Times New Roman" w:eastAsia="Times New Roman"/>
                 <w:b w:val="0"/>
-                <w:sz w:val="20"/>
+                <w:sz w:val="24"/>
               </w:rPr>
               <w:t>☐</w:t>
             </w:r>
@@ -637,17 +696,19 @@
         </w:tc>
         <w:tc>
           <w:tcPr>
-            <w:tcW w:type="dxa" w:w="1662"/>
+            <w:tcW w:type="dxa" w:w="850"/>
           </w:tcPr>
           <w:p>
             <w:pPr>
+              <w:spacing w:after="0" w:before="0"/>
               <w:jc w:val="center"/>
             </w:pPr>
+            <w:r/>
             <w:r>
               <w:rPr>
                 <w:rFonts w:ascii="Times New Roman" w:hAnsi="Times New Roman" w:eastAsia="Times New Roman"/>
                 <w:b w:val="0"/>
-                <w:sz w:val="20"/>
+                <w:sz w:val="24"/>
               </w:rPr>
               <w:t>☐</w:t>
             </w:r>
@@ -655,17 +716,19 @@
         </w:tc>
         <w:tc>
           <w:tcPr>
-            <w:tcW w:type="dxa" w:w="1662"/>
+            <w:tcW w:type="dxa" w:w="850"/>
           </w:tcPr>
           <w:p>
             <w:pPr>
+              <w:spacing w:after="0" w:before="0"/>
               <w:jc w:val="center"/>
             </w:pPr>
+            <w:r/>
             <w:r>
               <w:rPr>
                 <w:rFonts w:ascii="Times New Roman" w:hAnsi="Times New Roman" w:eastAsia="Times New Roman"/>
                 <w:b w:val="0"/>
-                <w:sz w:val="20"/>
+                <w:sz w:val="24"/>
               </w:rPr>
               <w:t>☐</w:t>
             </w:r>
@@ -673,17 +736,19 @@
         </w:tc>
         <w:tc>
           <w:tcPr>
-            <w:tcW w:type="dxa" w:w="1662"/>
+            <w:tcW w:type="dxa" w:w="850"/>
           </w:tcPr>
           <w:p>
             <w:pPr>
+              <w:spacing w:after="0" w:before="0"/>
               <w:jc w:val="center"/>
             </w:pPr>
+            <w:r/>
             <w:r>
               <w:rPr>
                 <w:rFonts w:ascii="Times New Roman" w:hAnsi="Times New Roman" w:eastAsia="Times New Roman"/>
                 <w:b w:val="0"/>
-                <w:sz w:val="20"/>
+                <w:sz w:val="24"/>
               </w:rPr>
               <w:t>☐</w:t>
             </w:r>
@@ -693,12 +758,14 @@
       <w:tr>
         <w:tc>
           <w:tcPr>
-            <w:tcW w:type="dxa" w:w="1662"/>
+            <w:tcW w:type="dxa" w:w="680"/>
           </w:tcPr>
           <w:p>
             <w:pPr>
+              <w:spacing w:after="0" w:before="0"/>
               <w:jc w:val="center"/>
             </w:pPr>
+            <w:r/>
             <w:r>
               <w:rPr>
                 <w:rFonts w:ascii="Times New Roman" w:hAnsi="Times New Roman" w:eastAsia="Times New Roman"/>
@@ -711,32 +778,38 @@
         </w:tc>
         <w:tc>
           <w:tcPr>
-            <w:tcW w:type="dxa" w:w="1662"/>
+            <w:tcW w:type="dxa" w:w="6236"/>
           </w:tcPr>
           <w:p>
+            <w:pPr>
+              <w:spacing w:after="0" w:before="0"/>
+            </w:pPr>
+            <w:r/>
             <w:r>
               <w:rPr>
                 <w:rFonts w:ascii="Times New Roman" w:hAnsi="Times New Roman" w:eastAsia="Times New Roman"/>
                 <w:b w:val="0"/>
                 <w:sz w:val="20"/>
               </w:rPr>
-              <w:t>Ketua kelompok (akun anggota) dapat memantau pinjaman kelompok dengan jelas.</w:t>
+              <w:t>Ketua kelompok (akun anggota) dapat memantau pinjaman kelompok sendiri dengan jelas (cair bersih, angsuran, sisa, status).</w:t>
             </w:r>
           </w:p>
         </w:tc>
         <w:tc>
           <w:tcPr>
-            <w:tcW w:type="dxa" w:w="1662"/>
+            <w:tcW w:type="dxa" w:w="850"/>
           </w:tcPr>
           <w:p>
             <w:pPr>
+              <w:spacing w:after="0" w:before="0"/>
               <w:jc w:val="center"/>
             </w:pPr>
+            <w:r/>
             <w:r>
               <w:rPr>
                 <w:rFonts w:ascii="Times New Roman" w:hAnsi="Times New Roman" w:eastAsia="Times New Roman"/>
                 <w:b w:val="0"/>
-                <w:sz w:val="20"/>
+                <w:sz w:val="24"/>
               </w:rPr>
               <w:t>☐</w:t>
             </w:r>
@@ -744,17 +817,19 @@
         </w:tc>
         <w:tc>
           <w:tcPr>
-            <w:tcW w:type="dxa" w:w="1662"/>
+            <w:tcW w:type="dxa" w:w="850"/>
           </w:tcPr>
           <w:p>
             <w:pPr>
+              <w:spacing w:after="0" w:before="0"/>
               <w:jc w:val="center"/>
             </w:pPr>
+            <w:r/>
             <w:r>
               <w:rPr>
                 <w:rFonts w:ascii="Times New Roman" w:hAnsi="Times New Roman" w:eastAsia="Times New Roman"/>
                 <w:b w:val="0"/>
-                <w:sz w:val="20"/>
+                <w:sz w:val="24"/>
               </w:rPr>
               <w:t>☐</w:t>
             </w:r>
@@ -762,17 +837,19 @@
         </w:tc>
         <w:tc>
           <w:tcPr>
-            <w:tcW w:type="dxa" w:w="1662"/>
+            <w:tcW w:type="dxa" w:w="850"/>
           </w:tcPr>
           <w:p>
             <w:pPr>
+              <w:spacing w:after="0" w:before="0"/>
               <w:jc w:val="center"/>
             </w:pPr>
+            <w:r/>
             <w:r>
               <w:rPr>
                 <w:rFonts w:ascii="Times New Roman" w:hAnsi="Times New Roman" w:eastAsia="Times New Roman"/>
                 <w:b w:val="0"/>
-                <w:sz w:val="20"/>
+                <w:sz w:val="24"/>
               </w:rPr>
               <w:t>☐</w:t>
             </w:r>
@@ -780,17 +857,19 @@
         </w:tc>
         <w:tc>
           <w:tcPr>
-            <w:tcW w:type="dxa" w:w="1662"/>
+            <w:tcW w:type="dxa" w:w="850"/>
           </w:tcPr>
           <w:p>
             <w:pPr>
+              <w:spacing w:after="0" w:before="0"/>
               <w:jc w:val="center"/>
             </w:pPr>
+            <w:r/>
             <w:r>
               <w:rPr>
                 <w:rFonts w:ascii="Times New Roman" w:hAnsi="Times New Roman" w:eastAsia="Times New Roman"/>
                 <w:b w:val="0"/>
-                <w:sz w:val="20"/>
+                <w:sz w:val="24"/>
               </w:rPr>
               <w:t>☐</w:t>
             </w:r>
@@ -800,11 +879,15 @@
       <w:tr>
         <w:tc>
           <w:tcPr>
-            <w:tcW w:type="dxa" w:w="9972"/>
+            <w:tcW w:type="dxa" w:w="850"/>
             <w:gridSpan w:val="6"/>
-            <w:shd w:fill="F2F2F2" w:val="clear"/>
+            <w:shd w:fill="FFF2CC" w:val="clear"/>
           </w:tcPr>
           <w:p>
+            <w:pPr>
+              <w:spacing w:after="0" w:before="0"/>
+            </w:pPr>
+            <w:r/>
             <w:r>
               <w:rPr>
                 <w:rFonts w:ascii="Times New Roman" w:hAnsi="Times New Roman" w:eastAsia="Times New Roman"/>
@@ -819,12 +902,14 @@
       <w:tr>
         <w:tc>
           <w:tcPr>
-            <w:tcW w:type="dxa" w:w="1662"/>
+            <w:tcW w:type="dxa" w:w="680"/>
           </w:tcPr>
           <w:p>
             <w:pPr>
+              <w:spacing w:after="0" w:before="0"/>
               <w:jc w:val="center"/>
             </w:pPr>
+            <w:r/>
             <w:r>
               <w:rPr>
                 <w:rFonts w:ascii="Times New Roman" w:hAnsi="Times New Roman" w:eastAsia="Times New Roman"/>
@@ -837,32 +922,38 @@
         </w:tc>
         <w:tc>
           <w:tcPr>
-            <w:tcW w:type="dxa" w:w="1662"/>
+            <w:tcW w:type="dxa" w:w="6236"/>
           </w:tcPr>
           <w:p>
+            <w:pPr>
+              <w:spacing w:after="0" w:before="0"/>
+            </w:pPr>
+            <w:r/>
             <w:r>
               <w:rPr>
                 <w:rFonts w:ascii="Times New Roman" w:hAnsi="Times New Roman" w:eastAsia="Times New Roman"/>
                 <w:b w:val="0"/>
                 <w:sz w:val="20"/>
               </w:rPr>
-              <w:t>Navigasi menu dan tombol mudah dipahami.</w:t>
+              <w:t>Navigasi menu dan tombol sesuai peran mudah dipahami.</w:t>
             </w:r>
           </w:p>
         </w:tc>
         <w:tc>
           <w:tcPr>
-            <w:tcW w:type="dxa" w:w="1662"/>
+            <w:tcW w:type="dxa" w:w="850"/>
           </w:tcPr>
           <w:p>
             <w:pPr>
+              <w:spacing w:after="0" w:before="0"/>
               <w:jc w:val="center"/>
             </w:pPr>
+            <w:r/>
             <w:r>
               <w:rPr>
                 <w:rFonts w:ascii="Times New Roman" w:hAnsi="Times New Roman" w:eastAsia="Times New Roman"/>
                 <w:b w:val="0"/>
-                <w:sz w:val="20"/>
+                <w:sz w:val="24"/>
               </w:rPr>
               <w:t>☐</w:t>
             </w:r>
@@ -870,17 +961,19 @@
         </w:tc>
         <w:tc>
           <w:tcPr>
-            <w:tcW w:type="dxa" w:w="1662"/>
+            <w:tcW w:type="dxa" w:w="850"/>
           </w:tcPr>
           <w:p>
             <w:pPr>
+              <w:spacing w:after="0" w:before="0"/>
               <w:jc w:val="center"/>
             </w:pPr>
+            <w:r/>
             <w:r>
               <w:rPr>
                 <w:rFonts w:ascii="Times New Roman" w:hAnsi="Times New Roman" w:eastAsia="Times New Roman"/>
                 <w:b w:val="0"/>
-                <w:sz w:val="20"/>
+                <w:sz w:val="24"/>
               </w:rPr>
               <w:t>☐</w:t>
             </w:r>
@@ -888,17 +981,19 @@
         </w:tc>
         <w:tc>
           <w:tcPr>
-            <w:tcW w:type="dxa" w:w="1662"/>
+            <w:tcW w:type="dxa" w:w="850"/>
           </w:tcPr>
           <w:p>
             <w:pPr>
+              <w:spacing w:after="0" w:before="0"/>
               <w:jc w:val="center"/>
             </w:pPr>
+            <w:r/>
             <w:r>
               <w:rPr>
                 <w:rFonts w:ascii="Times New Roman" w:hAnsi="Times New Roman" w:eastAsia="Times New Roman"/>
                 <w:b w:val="0"/>
-                <w:sz w:val="20"/>
+                <w:sz w:val="24"/>
               </w:rPr>
               <w:t>☐</w:t>
             </w:r>
@@ -906,17 +1001,19 @@
         </w:tc>
         <w:tc>
           <w:tcPr>
-            <w:tcW w:type="dxa" w:w="1662"/>
+            <w:tcW w:type="dxa" w:w="850"/>
           </w:tcPr>
           <w:p>
             <w:pPr>
+              <w:spacing w:after="0" w:before="0"/>
               <w:jc w:val="center"/>
             </w:pPr>
+            <w:r/>
             <w:r>
               <w:rPr>
                 <w:rFonts w:ascii="Times New Roman" w:hAnsi="Times New Roman" w:eastAsia="Times New Roman"/>
                 <w:b w:val="0"/>
-                <w:sz w:val="20"/>
+                <w:sz w:val="24"/>
               </w:rPr>
               <w:t>☐</w:t>
             </w:r>
@@ -926,12 +1023,14 @@
       <w:tr>
         <w:tc>
           <w:tcPr>
-            <w:tcW w:type="dxa" w:w="1662"/>
+            <w:tcW w:type="dxa" w:w="680"/>
           </w:tcPr>
           <w:p>
             <w:pPr>
+              <w:spacing w:after="0" w:before="0"/>
               <w:jc w:val="center"/>
             </w:pPr>
+            <w:r/>
             <w:r>
               <w:rPr>
                 <w:rFonts w:ascii="Times New Roman" w:hAnsi="Times New Roman" w:eastAsia="Times New Roman"/>
@@ -944,9 +1043,13 @@
         </w:tc>
         <w:tc>
           <w:tcPr>
-            <w:tcW w:type="dxa" w:w="1662"/>
+            <w:tcW w:type="dxa" w:w="6236"/>
           </w:tcPr>
           <w:p>
+            <w:pPr>
+              <w:spacing w:after="0" w:before="0"/>
+            </w:pPr>
+            <w:r/>
             <w:r>
               <w:rPr>
                 <w:rFonts w:ascii="Times New Roman" w:hAnsi="Times New Roman" w:eastAsia="Times New Roman"/>
@@ -959,17 +1062,19 @@
         </w:tc>
         <w:tc>
           <w:tcPr>
-            <w:tcW w:type="dxa" w:w="1662"/>
+            <w:tcW w:type="dxa" w:w="850"/>
           </w:tcPr>
           <w:p>
             <w:pPr>
+              <w:spacing w:after="0" w:before="0"/>
               <w:jc w:val="center"/>
             </w:pPr>
+            <w:r/>
             <w:r>
               <w:rPr>
                 <w:rFonts w:ascii="Times New Roman" w:hAnsi="Times New Roman" w:eastAsia="Times New Roman"/>
                 <w:b w:val="0"/>
-                <w:sz w:val="20"/>
+                <w:sz w:val="24"/>
               </w:rPr>
               <w:t>☐</w:t>
             </w:r>
@@ -977,17 +1082,19 @@
         </w:tc>
         <w:tc>
           <w:tcPr>
-            <w:tcW w:type="dxa" w:w="1662"/>
+            <w:tcW w:type="dxa" w:w="850"/>
           </w:tcPr>
           <w:p>
             <w:pPr>
+              <w:spacing w:after="0" w:before="0"/>
               <w:jc w:val="center"/>
             </w:pPr>
+            <w:r/>
             <w:r>
               <w:rPr>
                 <w:rFonts w:ascii="Times New Roman" w:hAnsi="Times New Roman" w:eastAsia="Times New Roman"/>
                 <w:b w:val="0"/>
-                <w:sz w:val="20"/>
+                <w:sz w:val="24"/>
               </w:rPr>
               <w:t>☐</w:t>
             </w:r>
@@ -995,17 +1102,19 @@
         </w:tc>
         <w:tc>
           <w:tcPr>
-            <w:tcW w:type="dxa" w:w="1662"/>
+            <w:tcW w:type="dxa" w:w="850"/>
           </w:tcPr>
           <w:p>
             <w:pPr>
+              <w:spacing w:after="0" w:before="0"/>
               <w:jc w:val="center"/>
             </w:pPr>
+            <w:r/>
             <w:r>
               <w:rPr>
                 <w:rFonts w:ascii="Times New Roman" w:hAnsi="Times New Roman" w:eastAsia="Times New Roman"/>
                 <w:b w:val="0"/>
-                <w:sz w:val="20"/>
+                <w:sz w:val="24"/>
               </w:rPr>
               <w:t>☐</w:t>
             </w:r>
@@ -1013,17 +1122,19 @@
         </w:tc>
         <w:tc>
           <w:tcPr>
-            <w:tcW w:type="dxa" w:w="1662"/>
+            <w:tcW w:type="dxa" w:w="850"/>
           </w:tcPr>
           <w:p>
             <w:pPr>
+              <w:spacing w:after="0" w:before="0"/>
               <w:jc w:val="center"/>
             </w:pPr>
+            <w:r/>
             <w:r>
               <w:rPr>
                 <w:rFonts w:ascii="Times New Roman" w:hAnsi="Times New Roman" w:eastAsia="Times New Roman"/>
                 <w:b w:val="0"/>
-                <w:sz w:val="20"/>
+                <w:sz w:val="24"/>
               </w:rPr>
               <w:t>☐</w:t>
             </w:r>
@@ -1033,12 +1144,14 @@
       <w:tr>
         <w:tc>
           <w:tcPr>
-            <w:tcW w:type="dxa" w:w="1662"/>
+            <w:tcW w:type="dxa" w:w="680"/>
           </w:tcPr>
           <w:p>
             <w:pPr>
+              <w:spacing w:after="0" w:before="0"/>
               <w:jc w:val="center"/>
             </w:pPr>
+            <w:r/>
             <w:r>
               <w:rPr>
                 <w:rFonts w:ascii="Times New Roman" w:hAnsi="Times New Roman" w:eastAsia="Times New Roman"/>
@@ -1051,32 +1164,38 @@
         </w:tc>
         <w:tc>
           <w:tcPr>
-            <w:tcW w:type="dxa" w:w="1662"/>
+            <w:tcW w:type="dxa" w:w="6236"/>
           </w:tcPr>
           <w:p>
+            <w:pPr>
+              <w:spacing w:after="0" w:before="0"/>
+            </w:pPr>
+            <w:r/>
             <w:r>
               <w:rPr>
                 <w:rFonts w:ascii="Times New Roman" w:hAnsi="Times New Roman" w:eastAsia="Times New Roman"/>
                 <w:b w:val="0"/>
                 <w:sz w:val="20"/>
               </w:rPr>
-              <w:t>Akses/unduh laporan mudah dilakukan.</w:t>
+              <w:t>Informasi penting sesuai peran (pinjaman / tabungan / laporan) mudah diakses.</w:t>
             </w:r>
           </w:p>
         </w:tc>
         <w:tc>
           <w:tcPr>
-            <w:tcW w:type="dxa" w:w="1662"/>
+            <w:tcW w:type="dxa" w:w="850"/>
           </w:tcPr>
           <w:p>
             <w:pPr>
+              <w:spacing w:after="0" w:before="0"/>
               <w:jc w:val="center"/>
             </w:pPr>
+            <w:r/>
             <w:r>
               <w:rPr>
                 <w:rFonts w:ascii="Times New Roman" w:hAnsi="Times New Roman" w:eastAsia="Times New Roman"/>
                 <w:b w:val="0"/>
-                <w:sz w:val="20"/>
+                <w:sz w:val="24"/>
               </w:rPr>
               <w:t>☐</w:t>
             </w:r>
@@ -1084,17 +1203,19 @@
         </w:tc>
         <w:tc>
           <w:tcPr>
-            <w:tcW w:type="dxa" w:w="1662"/>
+            <w:tcW w:type="dxa" w:w="850"/>
           </w:tcPr>
           <w:p>
             <w:pPr>
+              <w:spacing w:after="0" w:before="0"/>
               <w:jc w:val="center"/>
             </w:pPr>
+            <w:r/>
             <w:r>
               <w:rPr>
                 <w:rFonts w:ascii="Times New Roman" w:hAnsi="Times New Roman" w:eastAsia="Times New Roman"/>
                 <w:b w:val="0"/>
-                <w:sz w:val="20"/>
+                <w:sz w:val="24"/>
               </w:rPr>
               <w:t>☐</w:t>
             </w:r>
@@ -1102,17 +1223,19 @@
         </w:tc>
         <w:tc>
           <w:tcPr>
-            <w:tcW w:type="dxa" w:w="1662"/>
+            <w:tcW w:type="dxa" w:w="850"/>
           </w:tcPr>
           <w:p>
             <w:pPr>
+              <w:spacing w:after="0" w:before="0"/>
               <w:jc w:val="center"/>
             </w:pPr>
+            <w:r/>
             <w:r>
               <w:rPr>
                 <w:rFonts w:ascii="Times New Roman" w:hAnsi="Times New Roman" w:eastAsia="Times New Roman"/>
                 <w:b w:val="0"/>
-                <w:sz w:val="20"/>
+                <w:sz w:val="24"/>
               </w:rPr>
               <w:t>☐</w:t>
             </w:r>
@@ -1120,17 +1243,19 @@
         </w:tc>
         <w:tc>
           <w:tcPr>
-            <w:tcW w:type="dxa" w:w="1662"/>
+            <w:tcW w:type="dxa" w:w="850"/>
           </w:tcPr>
           <w:p>
             <w:pPr>
+              <w:spacing w:after="0" w:before="0"/>
               <w:jc w:val="center"/>
             </w:pPr>
+            <w:r/>
             <w:r>
               <w:rPr>
                 <w:rFonts w:ascii="Times New Roman" w:hAnsi="Times New Roman" w:eastAsia="Times New Roman"/>
                 <w:b w:val="0"/>
-                <w:sz w:val="20"/>
+                <w:sz w:val="24"/>
               </w:rPr>
               <w:t>☐</w:t>
             </w:r>
@@ -1140,11 +1265,15 @@
       <w:tr>
         <w:tc>
           <w:tcPr>
-            <w:tcW w:type="dxa" w:w="9972"/>
+            <w:tcW w:type="dxa" w:w="850"/>
             <w:gridSpan w:val="6"/>
-            <w:shd w:fill="F2F2F2" w:val="clear"/>
+            <w:shd w:fill="FFF2CC" w:val="clear"/>
           </w:tcPr>
           <w:p>
+            <w:pPr>
+              <w:spacing w:after="0" w:before="0"/>
+            </w:pPr>
+            <w:r/>
             <w:r>
               <w:rPr>
                 <w:rFonts w:ascii="Times New Roman" w:hAnsi="Times New Roman" w:eastAsia="Times New Roman"/>
@@ -1159,12 +1288,14 @@
       <w:tr>
         <w:tc>
           <w:tcPr>
-            <w:tcW w:type="dxa" w:w="1662"/>
+            <w:tcW w:type="dxa" w:w="680"/>
           </w:tcPr>
           <w:p>
             <w:pPr>
+              <w:spacing w:after="0" w:before="0"/>
               <w:jc w:val="center"/>
             </w:pPr>
+            <w:r/>
             <w:r>
               <w:rPr>
                 <w:rFonts w:ascii="Times New Roman" w:hAnsi="Times New Roman" w:eastAsia="Times New Roman"/>
@@ -1177,9 +1308,13 @@
         </w:tc>
         <w:tc>
           <w:tcPr>
-            <w:tcW w:type="dxa" w:w="1662"/>
+            <w:tcW w:type="dxa" w:w="6236"/>
           </w:tcPr>
           <w:p>
+            <w:pPr>
+              <w:spacing w:after="0" w:before="0"/>
+            </w:pPr>
+            <w:r/>
             <w:r>
               <w:rPr>
                 <w:rFonts w:ascii="Times New Roman" w:hAnsi="Times New Roman" w:eastAsia="Times New Roman"/>
@@ -1192,17 +1327,19 @@
         </w:tc>
         <w:tc>
           <w:tcPr>
-            <w:tcW w:type="dxa" w:w="1662"/>
+            <w:tcW w:type="dxa" w:w="850"/>
           </w:tcPr>
           <w:p>
             <w:pPr>
+              <w:spacing w:after="0" w:before="0"/>
               <w:jc w:val="center"/>
             </w:pPr>
+            <w:r/>
             <w:r>
               <w:rPr>
                 <w:rFonts w:ascii="Times New Roman" w:hAnsi="Times New Roman" w:eastAsia="Times New Roman"/>
                 <w:b w:val="0"/>
-                <w:sz w:val="20"/>
+                <w:sz w:val="24"/>
               </w:rPr>
               <w:t>☐</w:t>
             </w:r>
@@ -1210,17 +1347,19 @@
         </w:tc>
         <w:tc>
           <w:tcPr>
-            <w:tcW w:type="dxa" w:w="1662"/>
+            <w:tcW w:type="dxa" w:w="850"/>
           </w:tcPr>
           <w:p>
             <w:pPr>
+              <w:spacing w:after="0" w:before="0"/>
               <w:jc w:val="center"/>
             </w:pPr>
+            <w:r/>
             <w:r>
               <w:rPr>
                 <w:rFonts w:ascii="Times New Roman" w:hAnsi="Times New Roman" w:eastAsia="Times New Roman"/>
                 <w:b w:val="0"/>
-                <w:sz w:val="20"/>
+                <w:sz w:val="24"/>
               </w:rPr>
               <w:t>☐</w:t>
             </w:r>
@@ -1228,17 +1367,19 @@
         </w:tc>
         <w:tc>
           <w:tcPr>
-            <w:tcW w:type="dxa" w:w="1662"/>
+            <w:tcW w:type="dxa" w:w="850"/>
           </w:tcPr>
           <w:p>
             <w:pPr>
+              <w:spacing w:after="0" w:before="0"/>
               <w:jc w:val="center"/>
             </w:pPr>
+            <w:r/>
             <w:r>
               <w:rPr>
                 <w:rFonts w:ascii="Times New Roman" w:hAnsi="Times New Roman" w:eastAsia="Times New Roman"/>
                 <w:b w:val="0"/>
-                <w:sz w:val="20"/>
+                <w:sz w:val="24"/>
               </w:rPr>
               <w:t>☐</w:t>
             </w:r>
@@ -1246,17 +1387,19 @@
         </w:tc>
         <w:tc>
           <w:tcPr>
-            <w:tcW w:type="dxa" w:w="1662"/>
+            <w:tcW w:type="dxa" w:w="850"/>
           </w:tcPr>
           <w:p>
             <w:pPr>
+              <w:spacing w:after="0" w:before="0"/>
               <w:jc w:val="center"/>
             </w:pPr>
+            <w:r/>
             <w:r>
               <w:rPr>
                 <w:rFonts w:ascii="Times New Roman" w:hAnsi="Times New Roman" w:eastAsia="Times New Roman"/>
                 <w:b w:val="0"/>
-                <w:sz w:val="20"/>
+                <w:sz w:val="24"/>
               </w:rPr>
               <w:t>☐</w:t>
             </w:r>
@@ -1266,11 +1409,15 @@
       <w:tr>
         <w:tc>
           <w:tcPr>
-            <w:tcW w:type="dxa" w:w="9972"/>
+            <w:tcW w:type="dxa" w:w="850"/>
             <w:gridSpan w:val="6"/>
-            <w:shd w:fill="F2F2F2" w:val="clear"/>
+            <w:shd w:fill="FFF2CC" w:val="clear"/>
           </w:tcPr>
           <w:p>
+            <w:pPr>
+              <w:spacing w:after="0" w:before="0"/>
+            </w:pPr>
+            <w:r/>
             <w:r>
               <w:rPr>
                 <w:rFonts w:ascii="Times New Roman" w:hAnsi="Times New Roman" w:eastAsia="Times New Roman"/>
@@ -1285,12 +1432,14 @@
       <w:tr>
         <w:tc>
           <w:tcPr>
-            <w:tcW w:type="dxa" w:w="1662"/>
+            <w:tcW w:type="dxa" w:w="680"/>
           </w:tcPr>
           <w:p>
             <w:pPr>
+              <w:spacing w:after="0" w:before="0"/>
               <w:jc w:val="center"/>
             </w:pPr>
+            <w:r/>
             <w:r>
               <w:rPr>
                 <w:rFonts w:ascii="Times New Roman" w:hAnsi="Times New Roman" w:eastAsia="Times New Roman"/>
@@ -1303,9 +1452,13 @@
         </w:tc>
         <w:tc>
           <w:tcPr>
-            <w:tcW w:type="dxa" w:w="1662"/>
+            <w:tcW w:type="dxa" w:w="6236"/>
           </w:tcPr>
           <w:p>
+            <w:pPr>
+              <w:spacing w:after="0" w:before="0"/>
+            </w:pPr>
+            <w:r/>
             <w:r>
               <w:rPr>
                 <w:rFonts w:ascii="Times New Roman" w:hAnsi="Times New Roman" w:eastAsia="Times New Roman"/>
@@ -1318,17 +1471,19 @@
         </w:tc>
         <w:tc>
           <w:tcPr>
-            <w:tcW w:type="dxa" w:w="1662"/>
+            <w:tcW w:type="dxa" w:w="850"/>
           </w:tcPr>
           <w:p>
             <w:pPr>
+              <w:spacing w:after="0" w:before="0"/>
               <w:jc w:val="center"/>
             </w:pPr>
+            <w:r/>
             <w:r>
               <w:rPr>
                 <w:rFonts w:ascii="Times New Roman" w:hAnsi="Times New Roman" w:eastAsia="Times New Roman"/>
                 <w:b w:val="0"/>
-                <w:sz w:val="20"/>
+                <w:sz w:val="24"/>
               </w:rPr>
               <w:t>☐</w:t>
             </w:r>
@@ -1336,17 +1491,19 @@
         </w:tc>
         <w:tc>
           <w:tcPr>
-            <w:tcW w:type="dxa" w:w="1662"/>
+            <w:tcW w:type="dxa" w:w="850"/>
           </w:tcPr>
           <w:p>
             <w:pPr>
+              <w:spacing w:after="0" w:before="0"/>
               <w:jc w:val="center"/>
             </w:pPr>
+            <w:r/>
             <w:r>
               <w:rPr>
                 <w:rFonts w:ascii="Times New Roman" w:hAnsi="Times New Roman" w:eastAsia="Times New Roman"/>
                 <w:b w:val="0"/>
-                <w:sz w:val="20"/>
+                <w:sz w:val="24"/>
               </w:rPr>
               <w:t>☐</w:t>
             </w:r>
@@ -1354,17 +1511,19 @@
         </w:tc>
         <w:tc>
           <w:tcPr>
-            <w:tcW w:type="dxa" w:w="1662"/>
+            <w:tcW w:type="dxa" w:w="850"/>
           </w:tcPr>
           <w:p>
             <w:pPr>
+              <w:spacing w:after="0" w:before="0"/>
               <w:jc w:val="center"/>
             </w:pPr>
+            <w:r/>
             <w:r>
               <w:rPr>
                 <w:rFonts w:ascii="Times New Roman" w:hAnsi="Times New Roman" w:eastAsia="Times New Roman"/>
                 <w:b w:val="0"/>
-                <w:sz w:val="20"/>
+                <w:sz w:val="24"/>
               </w:rPr>
               <w:t>☐</w:t>
             </w:r>
@@ -1372,17 +1531,19 @@
         </w:tc>
         <w:tc>
           <w:tcPr>
-            <w:tcW w:type="dxa" w:w="1662"/>
+            <w:tcW w:type="dxa" w:w="850"/>
           </w:tcPr>
           <w:p>
             <w:pPr>
+              <w:spacing w:after="0" w:before="0"/>
               <w:jc w:val="center"/>
             </w:pPr>
+            <w:r/>
             <w:r>
               <w:rPr>
                 <w:rFonts w:ascii="Times New Roman" w:hAnsi="Times New Roman" w:eastAsia="Times New Roman"/>
                 <w:b w:val="0"/>
-                <w:sz w:val="20"/>
+                <w:sz w:val="24"/>
               </w:rPr>
               <w:t>☐</w:t>
             </w:r>
@@ -1392,12 +1553,14 @@
       <w:tr>
         <w:tc>
           <w:tcPr>
-            <w:tcW w:type="dxa" w:w="1662"/>
+            <w:tcW w:type="dxa" w:w="680"/>
           </w:tcPr>
           <w:p>
             <w:pPr>
+              <w:spacing w:after="0" w:before="0"/>
               <w:jc w:val="center"/>
             </w:pPr>
+            <w:r/>
             <w:r>
               <w:rPr>
                 <w:rFonts w:ascii="Times New Roman" w:hAnsi="Times New Roman" w:eastAsia="Times New Roman"/>
@@ -1410,9 +1573,13 @@
         </w:tc>
         <w:tc>
           <w:tcPr>
-            <w:tcW w:type="dxa" w:w="1662"/>
+            <w:tcW w:type="dxa" w:w="6236"/>
           </w:tcPr>
           <w:p>
+            <w:pPr>
+              <w:spacing w:after="0" w:before="0"/>
+            </w:pPr>
+            <w:r/>
             <w:r>
               <w:rPr>
                 <w:rFonts w:ascii="Times New Roman" w:hAnsi="Times New Roman" w:eastAsia="Times New Roman"/>
@@ -1425,17 +1592,19 @@
         </w:tc>
         <w:tc>
           <w:tcPr>
-            <w:tcW w:type="dxa" w:w="1662"/>
+            <w:tcW w:type="dxa" w:w="850"/>
           </w:tcPr>
           <w:p>
             <w:pPr>
+              <w:spacing w:after="0" w:before="0"/>
               <w:jc w:val="center"/>
             </w:pPr>
+            <w:r/>
             <w:r>
               <w:rPr>
                 <w:rFonts w:ascii="Times New Roman" w:hAnsi="Times New Roman" w:eastAsia="Times New Roman"/>
                 <w:b w:val="0"/>
-                <w:sz w:val="20"/>
+                <w:sz w:val="24"/>
               </w:rPr>
               <w:t>☐</w:t>
             </w:r>
@@ -1443,17 +1612,19 @@
         </w:tc>
         <w:tc>
           <w:tcPr>
-            <w:tcW w:type="dxa" w:w="1662"/>
+            <w:tcW w:type="dxa" w:w="850"/>
           </w:tcPr>
           <w:p>
             <w:pPr>
+              <w:spacing w:after="0" w:before="0"/>
               <w:jc w:val="center"/>
             </w:pPr>
+            <w:r/>
             <w:r>
               <w:rPr>
                 <w:rFonts w:ascii="Times New Roman" w:hAnsi="Times New Roman" w:eastAsia="Times New Roman"/>
                 <w:b w:val="0"/>
-                <w:sz w:val="20"/>
+                <w:sz w:val="24"/>
               </w:rPr>
               <w:t>☐</w:t>
             </w:r>
@@ -1461,17 +1632,19 @@
         </w:tc>
         <w:tc>
           <w:tcPr>
-            <w:tcW w:type="dxa" w:w="1662"/>
+            <w:tcW w:type="dxa" w:w="850"/>
           </w:tcPr>
           <w:p>
             <w:pPr>
+              <w:spacing w:after="0" w:before="0"/>
               <w:jc w:val="center"/>
             </w:pPr>
+            <w:r/>
             <w:r>
               <w:rPr>
                 <w:rFonts w:ascii="Times New Roman" w:hAnsi="Times New Roman" w:eastAsia="Times New Roman"/>
                 <w:b w:val="0"/>
-                <w:sz w:val="20"/>
+                <w:sz w:val="24"/>
               </w:rPr>
               <w:t>☐</w:t>
             </w:r>
@@ -1479,17 +1652,19 @@
         </w:tc>
         <w:tc>
           <w:tcPr>
-            <w:tcW w:type="dxa" w:w="1662"/>
+            <w:tcW w:type="dxa" w:w="850"/>
           </w:tcPr>
           <w:p>
             <w:pPr>
+              <w:spacing w:after="0" w:before="0"/>
               <w:jc w:val="center"/>
             </w:pPr>
+            <w:r/>
             <w:r>
               <w:rPr>
                 <w:rFonts w:ascii="Times New Roman" w:hAnsi="Times New Roman" w:eastAsia="Times New Roman"/>
                 <w:b w:val="0"/>
-                <w:sz w:val="20"/>
+                <w:sz w:val="24"/>
               </w:rPr>
               <w:t>☐</w:t>
             </w:r>
@@ -1499,7 +1674,7 @@
     </w:tbl>
     <w:p>
       <w:pPr>
-        <w:spacing w:after="120" w:before="0"/>
+        <w:spacing w:after="80"/>
       </w:pPr>
       <w:r>
         <w:rPr>
@@ -1511,7 +1686,7 @@
     </w:p>
     <w:p>
       <w:pPr>
-        <w:spacing w:after="80" w:before="0"/>
+        <w:spacing w:after="80"/>
       </w:pPr>
       <w:r>
         <w:rPr>
@@ -1524,7 +1699,7 @@
     </w:p>
     <w:p>
       <w:pPr>
-        <w:spacing w:after="40" w:before="0"/>
+        <w:spacing w:after="80"/>
       </w:pPr>
       <w:r>
         <w:rPr>
@@ -1537,20 +1712,20 @@
     </w:p>
     <w:p>
       <w:pPr>
-        <w:spacing w:after="120" w:before="0"/>
+        <w:spacing w:after="80"/>
       </w:pPr>
       <w:r>
         <w:rPr>
           <w:rFonts w:ascii="Times New Roman" w:hAnsi="Times New Roman" w:eastAsia="Times New Roman"/>
           <w:b w:val="0"/>
-          <w:sz w:val="20"/>
+          <w:sz w:val="22"/>
         </w:rPr>
         <w:t>Kategori per responden     :  [ ] Tidak baik (10–19)  [ ] Cukup (20–29)  [ ] Baik (30–34)  [ ] Sangat baik (35–40)</w:t>
       </w:r>
     </w:p>
     <w:p>
       <w:pPr>
-        <w:spacing w:after="80" w:before="0"/>
+        <w:spacing w:after="80"/>
       </w:pPr>
       <w:r>
         <w:rPr>
@@ -1563,7 +1738,7 @@
     </w:p>
     <w:p>
       <w:pPr>
-        <w:spacing w:after="40" w:before="0"/>
+        <w:spacing w:after="80"/>
       </w:pPr>
       <w:r>
         <w:rPr>
@@ -1576,7 +1751,7 @@
     </w:p>
     <w:p>
       <w:pPr>
-        <w:spacing w:after="40" w:before="0"/>
+        <w:spacing w:after="80"/>
       </w:pPr>
       <w:r>
         <w:rPr>
@@ -1589,7 +1764,7 @@
     </w:p>
     <w:p>
       <w:pPr>
-        <w:spacing w:after="40" w:before="0"/>
+        <w:spacing w:after="80"/>
       </w:pPr>
       <w:r>
         <w:rPr>
@@ -1602,7 +1777,7 @@
     </w:p>
     <w:p>
       <w:pPr>
-        <w:spacing w:after="40" w:before="0"/>
+        <w:spacing w:after="80"/>
       </w:pPr>
       <w:r>
         <w:rPr>
@@ -1615,19 +1790,7 @@
     </w:p>
     <w:p>
       <w:pPr>
-        <w:spacing w:after="120" w:before="0"/>
-      </w:pPr>
-      <w:r>
-        <w:rPr>
-          <w:rFonts w:ascii="Times New Roman" w:hAnsi="Times New Roman" w:eastAsia="Times New Roman"/>
-          <w:b w:val="0"/>
-          <w:sz w:val="24"/>
-        </w:rPr>
-      </w:r>
-    </w:p>
-    <w:p>
-      <w:pPr>
-        <w:spacing w:after="120" w:before="0"/>
+        <w:spacing w:after="80"/>
       </w:pPr>
       <w:r>
         <w:rPr>
@@ -1640,6 +1803,7 @@
     </w:p>
     <w:tbl>
       <w:tblPr>
+        <w:tblStyle w:val="TableGrid"/>
         <w:tblW w:type="auto" w:w="0"/>
         <w:tblLook w:firstColumn="1" w:firstRow="1" w:lastColumn="0" w:lastRow="0" w:noHBand="0" w:noVBand="1" w:val="04A0"/>
       </w:tblPr>
@@ -1653,6 +1817,10 @@
             <w:tcW w:type="dxa" w:w="4986"/>
           </w:tcPr>
           <w:p>
+            <w:pPr>
+              <w:spacing w:after="0" w:before="0"/>
+            </w:pPr>
+            <w:r/>
             <w:r>
               <w:rPr>
                 <w:rFonts w:ascii="Times New Roman" w:hAnsi="Times New Roman" w:eastAsia="Times New Roman"/>
@@ -1675,6 +1843,10 @@
             <w:tcW w:type="dxa" w:w="4986"/>
           </w:tcPr>
           <w:p>
+            <w:pPr>
+              <w:spacing w:after="0" w:before="0"/>
+            </w:pPr>
+            <w:r/>
             <w:r>
               <w:rPr>
                 <w:rFonts w:ascii="Times New Roman" w:hAnsi="Times New Roman" w:eastAsia="Times New Roman"/>
@@ -1698,13 +1870,37 @@
           <w:tcPr>
             <w:tcW w:type="dxa" w:w="4986"/>
           </w:tcPr>
-          <w:p/>
+          <w:p>
+            <w:pPr>
+              <w:spacing w:after="0" w:before="0"/>
+            </w:pPr>
+            <w:r/>
+            <w:r>
+              <w:rPr>
+                <w:rFonts w:ascii="Times New Roman" w:hAnsi="Times New Roman" w:eastAsia="Times New Roman"/>
+                <w:b w:val="0"/>
+                <w:sz w:val="22"/>
+              </w:rPr>
+            </w:r>
+          </w:p>
         </w:tc>
         <w:tc>
           <w:tcPr>
             <w:tcW w:type="dxa" w:w="4986"/>
           </w:tcPr>
-          <w:p/>
+          <w:p>
+            <w:pPr>
+              <w:spacing w:after="0" w:before="0"/>
+            </w:pPr>
+            <w:r/>
+            <w:r>
+              <w:rPr>
+                <w:rFonts w:ascii="Times New Roman" w:hAnsi="Times New Roman" w:eastAsia="Times New Roman"/>
+                <w:b w:val="0"/>
+                <w:sz w:val="22"/>
+              </w:rPr>
+            </w:r>
+          </w:p>
         </w:tc>
       </w:tr>
     </w:tbl>
@@ -1715,21 +1911,21 @@
     </w:p>
     <w:p>
       <w:pPr>
-        <w:spacing w:after="40" w:before="0"/>
+        <w:spacing w:after="80"/>
         <w:jc w:val="center"/>
       </w:pPr>
       <w:r>
         <w:rPr>
           <w:rFonts w:ascii="Times New Roman" w:hAnsi="Times New Roman" w:eastAsia="Times New Roman"/>
           <w:b/>
-          <w:sz w:val="28"/>
+          <w:sz w:val="26"/>
         </w:rPr>
         <w:t>BERITA ACARA PELAKSANAAN UAT</w:t>
       </w:r>
     </w:p>
     <w:p>
       <w:pPr>
-        <w:spacing w:after="160" w:before="0"/>
+        <w:spacing w:after="80"/>
         <w:jc w:val="center"/>
       </w:pPr>
       <w:r>
@@ -1743,7 +1939,19 @@
     </w:p>
     <w:p>
       <w:pPr>
-        <w:spacing w:after="160" w:before="0"/>
+        <w:spacing w:after="80"/>
+      </w:pPr>
+      <w:r>
+        <w:rPr>
+          <w:rFonts w:ascii="Times New Roman" w:hAnsi="Times New Roman" w:eastAsia="Times New Roman"/>
+          <w:b w:val="0"/>
+          <w:sz w:val="24"/>
+        </w:rPr>
+      </w:r>
+    </w:p>
+    <w:p>
+      <w:pPr>
+        <w:spacing w:after="80"/>
       </w:pPr>
       <w:r>
         <w:rPr>
@@ -1756,12 +1964,12 @@
     </w:p>
     <w:p>
       <w:pPr>
-        <w:spacing w:after="80" w:before="0"/>
+        <w:spacing w:after="80"/>
       </w:pPr>
       <w:r>
         <w:rPr>
           <w:rFonts w:ascii="Times New Roman" w:hAnsi="Times New Roman" w:eastAsia="Times New Roman"/>
-          <w:b/>
+          <w:b w:val="0"/>
           <w:sz w:val="22"/>
         </w:rPr>
         <w:t>Peserta pengujian (centang &amp; isi nama):</w:t>
@@ -1769,7 +1977,7 @@
     </w:p>
     <w:p>
       <w:pPr>
-        <w:spacing w:after="60" w:before="0"/>
+        <w:spacing w:after="80"/>
       </w:pPr>
       <w:r>
         <w:rPr>
@@ -1782,7 +1990,7 @@
     </w:p>
     <w:p>
       <w:pPr>
-        <w:spacing w:after="60" w:before="0"/>
+        <w:spacing w:after="80"/>
       </w:pPr>
       <w:r>
         <w:rPr>
@@ -1795,7 +2003,7 @@
     </w:p>
     <w:p>
       <w:pPr>
-        <w:spacing w:after="60" w:before="0"/>
+        <w:spacing w:after="80"/>
       </w:pPr>
       <w:r>
         <w:rPr>
@@ -1808,7 +2016,7 @@
     </w:p>
     <w:p>
       <w:pPr>
-        <w:spacing w:after="60" w:before="0"/>
+        <w:spacing w:after="80"/>
       </w:pPr>
       <w:r>
         <w:rPr>
@@ -1821,19 +2029,7 @@
     </w:p>
     <w:p>
       <w:pPr>
-        <w:spacing w:after="80" w:before="0"/>
-      </w:pPr>
-      <w:r>
-        <w:rPr>
-          <w:rFonts w:ascii="Times New Roman" w:hAnsi="Times New Roman" w:eastAsia="Times New Roman"/>
-          <w:b w:val="0"/>
-          <w:sz w:val="24"/>
-        </w:rPr>
-      </w:r>
-    </w:p>
-    <w:p>
-      <w:pPr>
-        <w:spacing w:after="80" w:before="0"/>
+        <w:spacing w:after="80"/>
       </w:pPr>
       <w:r>
         <w:rPr>
@@ -1846,7 +2042,7 @@
     </w:p>
     <w:p>
       <w:pPr>
-        <w:spacing w:after="40" w:before="0"/>
+        <w:spacing w:after="80"/>
       </w:pPr>
       <w:r>
         <w:rPr>
@@ -1859,7 +2055,7 @@
     </w:p>
     <w:p>
       <w:pPr>
-        <w:spacing w:after="40" w:before="0"/>
+        <w:spacing w:after="80"/>
       </w:pPr>
       <w:r>
         <w:rPr>
@@ -1872,7 +2068,7 @@
     </w:p>
     <w:p>
       <w:pPr>
-        <w:spacing w:after="40" w:before="0"/>
+        <w:spacing w:after="80"/>
       </w:pPr>
       <w:r>
         <w:rPr>
@@ -1885,7 +2081,7 @@
     </w:p>
     <w:p>
       <w:pPr>
-        <w:spacing w:after="40" w:before="0"/>
+        <w:spacing w:after="80"/>
       </w:pPr>
       <w:r>
         <w:rPr>
@@ -1898,20 +2094,20 @@
     </w:p>
     <w:p>
       <w:pPr>
-        <w:spacing w:after="120" w:before="0"/>
+        <w:spacing w:after="80"/>
       </w:pPr>
       <w:r>
         <w:rPr>
           <w:rFonts w:ascii="Times New Roman" w:hAnsi="Times New Roman" w:eastAsia="Times New Roman"/>
           <w:b w:val="0"/>
-          <w:sz w:val="20"/>
+          <w:sz w:val="22"/>
         </w:rPr>
         <w:t>Rumus: (Total skor aktual / Total skor maksimum) × 100%</w:t>
       </w:r>
     </w:p>
     <w:p>
       <w:pPr>
-        <w:spacing w:after="40" w:before="0"/>
+        <w:spacing w:after="80"/>
       </w:pPr>
       <w:r>
         <w:rPr>
@@ -1924,7 +2120,7 @@
     </w:p>
     <w:p>
       <w:pPr>
-        <w:spacing w:after="120" w:before="0"/>
+        <w:spacing w:after="80"/>
       </w:pPr>
       <w:r>
         <w:rPr>
@@ -1937,7 +2133,7 @@
     </w:p>
     <w:p>
       <w:pPr>
-        <w:spacing w:after="40" w:before="0"/>
+        <w:spacing w:after="80"/>
       </w:pPr>
       <w:r>
         <w:rPr>
@@ -1950,7 +2146,7 @@
     </w:p>
     <w:p>
       <w:pPr>
-        <w:spacing w:after="40" w:before="0"/>
+        <w:spacing w:after="80"/>
       </w:pPr>
       <w:r>
         <w:rPr>
@@ -1963,7 +2159,7 @@
     </w:p>
     <w:p>
       <w:pPr>
-        <w:spacing w:after="40" w:before="0"/>
+        <w:spacing w:after="80"/>
       </w:pPr>
       <w:r>
         <w:rPr>
@@ -1976,7 +2172,7 @@
     </w:p>
     <w:p>
       <w:pPr>
-        <w:spacing w:after="40" w:before="0"/>
+        <w:spacing w:after="80"/>
       </w:pPr>
       <w:r>
         <w:rPr>
@@ -1989,7 +2185,7 @@
     </w:p>
     <w:p>
       <w:pPr>
-        <w:spacing w:after="160" w:before="0"/>
+        <w:spacing w:after="80"/>
       </w:pPr>
       <w:r>
         <w:rPr>
@@ -2001,7 +2197,7 @@
     </w:p>
     <w:p>
       <w:pPr>
-        <w:spacing w:after="40" w:before="0"/>
+        <w:spacing w:after="80"/>
       </w:pPr>
       <w:r>
         <w:rPr>
@@ -2014,7 +2210,7 @@
     </w:p>
     <w:p>
       <w:pPr>
-        <w:spacing w:after="320" w:before="0"/>
+        <w:spacing w:after="80"/>
       </w:pPr>
       <w:r>
         <w:rPr>
@@ -2027,7 +2223,31 @@
     </w:p>
     <w:p>
       <w:pPr>
-        <w:spacing w:after="0" w:before="0"/>
+        <w:spacing w:after="80"/>
+      </w:pPr>
+      <w:r>
+        <w:rPr>
+          <w:rFonts w:ascii="Times New Roman" w:hAnsi="Times New Roman" w:eastAsia="Times New Roman"/>
+          <w:b w:val="0"/>
+          <w:sz w:val="24"/>
+        </w:rPr>
+      </w:r>
+    </w:p>
+    <w:p>
+      <w:pPr>
+        <w:spacing w:after="80"/>
+      </w:pPr>
+      <w:r>
+        <w:rPr>
+          <w:rFonts w:ascii="Times New Roman" w:hAnsi="Times New Roman" w:eastAsia="Times New Roman"/>
+          <w:b w:val="0"/>
+          <w:sz w:val="24"/>
+        </w:rPr>
+      </w:r>
+    </w:p>
+    <w:p>
+      <w:pPr>
+        <w:spacing w:after="80"/>
       </w:pPr>
       <w:r>
         <w:rPr>
@@ -2040,7 +2260,7 @@
     </w:p>
     <w:p>
       <w:pPr>
-        <w:spacing w:after="0" w:before="0"/>
+        <w:spacing w:after="80"/>
       </w:pPr>
       <w:r>
         <w:rPr>
@@ -2053,7 +2273,7 @@
     </w:p>
     <w:p>
       <w:pPr>
-        <w:spacing w:after="0" w:before="0"/>
+        <w:spacing w:after="80"/>
       </w:pPr>
       <w:r>
         <w:rPr>
@@ -2066,7 +2286,7 @@
     </w:p>
     <w:p>
       <w:pPr>
-        <w:spacing w:after="160" w:before="0"/>
+        <w:spacing w:after="80"/>
       </w:pPr>
       <w:r>
         <w:rPr>
@@ -2079,7 +2299,19 @@
     </w:p>
     <w:p>
       <w:pPr>
-        <w:spacing w:after="80" w:before="0"/>
+        <w:spacing w:after="80"/>
+      </w:pPr>
+      <w:r>
+        <w:rPr>
+          <w:rFonts w:ascii="Times New Roman" w:hAnsi="Times New Roman" w:eastAsia="Times New Roman"/>
+          <w:b w:val="0"/>
+          <w:sz w:val="24"/>
+        </w:rPr>
+      </w:r>
+    </w:p>
+    <w:p>
+      <w:pPr>
+        <w:spacing w:after="80"/>
       </w:pPr>
       <w:r>
         <w:rPr>
@@ -2092,7 +2324,7 @@
     </w:p>
     <w:p>
       <w:pPr>
-        <w:spacing w:after="20" w:before="0"/>
+        <w:spacing w:after="80"/>
       </w:pPr>
       <w:r>
         <w:rPr>
@@ -2105,7 +2337,7 @@
     </w:p>
     <w:p>
       <w:pPr>
-        <w:spacing w:after="20" w:before="0"/>
+        <w:spacing w:after="80"/>
       </w:pPr>
       <w:r>
         <w:rPr>
@@ -2113,12 +2345,12 @@
           <w:b w:val="0"/>
           <w:sz w:val="20"/>
         </w:rPr>
-        <w:t>2. Admin: input pinjaman + catat cicilan; cek fee tier (≤2,5jt UTJ 22%/cair 73%; ≥2,6jt UTJ 11%/cair 84%).</w:t>
+        <w:t>2. Admin (/admin): input pinjaman + catat cicilan; cek fee tier (≤2,5jt UTJ 22%/cair 73%; ≥2,6jt UTJ 11%/cair 84%).</w:t>
       </w:r>
     </w:p>
     <w:p>
       <w:pPr>
-        <w:spacing w:after="20" w:before="0"/>
+        <w:spacing w:after="80"/>
       </w:pPr>
       <w:r>
         <w:rPr>
@@ -2126,12 +2358,12 @@
           <w:b w:val="0"/>
           <w:sz w:val="20"/>
         </w:rPr>
-        <w:t>3. SPV: setujui/tolak pinjaman.</w:t>
+        <w:t>3. SPV (/spv): setujui/tolak pinjaman; pantau laporan.</w:t>
       </w:r>
     </w:p>
     <w:p>
       <w:pPr>
-        <w:spacing w:after="20" w:before="0"/>
+        <w:spacing w:after="80"/>
       </w:pPr>
       <w:r>
         <w:rPr>
@@ -2139,12 +2371,12 @@
           <w:b w:val="0"/>
           <w:sz w:val="20"/>
         </w:rPr>
-        <w:t>4. Kasir: catat tabungan + cairkan pinjaman (tidak catat cicilan).</w:t>
+        <w:t>4. Kasir (/kasir): catat tabungan + cairkan pinjaman (tidak catat cicilan).</w:t>
       </w:r>
     </w:p>
     <w:p>
       <w:pPr>
-        <w:spacing w:after="20" w:before="0"/>
+        <w:spacing w:after="80"/>
       </w:pPr>
       <w:r>
         <w:rPr>
@@ -2152,12 +2384,12 @@
           <w:b w:val="0"/>
           <w:sz w:val="20"/>
         </w:rPr>
-        <w:t>5. Anggota = ketua kelompok: lihat pinjaman kelompok sendiri (read-only).</w:t>
+        <w:t>5. Anggota = ketua kelompok (/anggota): lihat pinjaman kelompok sendiri (read-only).</w:t>
       </w:r>
     </w:p>
     <w:p>
       <w:pPr>
-        <w:spacing w:after="20" w:before="0"/>
+        <w:spacing w:after="80"/>
       </w:pPr>
       <w:r>
         <w:rPr>
@@ -2166,6 +2398,32 @@
           <w:sz w:val="20"/>
         </w:rPr>
         <w:t>6. Petugas offline: tidak login; data/uang diserahkan ke admin.</w:t>
+      </w:r>
+    </w:p>
+    <w:p>
+      <w:pPr>
+        <w:spacing w:after="80"/>
+      </w:pPr>
+      <w:r>
+        <w:rPr>
+          <w:rFonts w:ascii="Times New Roman" w:hAnsi="Times New Roman" w:eastAsia="Times New Roman"/>
+          <w:b w:val="0"/>
+          <w:sz w:val="20"/>
+        </w:rPr>
+        <w:t>7. Scope: simpan pinjam only; POS/SHU nonaktif. Formal simpanan = UI tabungan.</w:t>
+      </w:r>
+    </w:p>
+    <w:p>
+      <w:pPr>
+        <w:spacing w:after="80"/>
+      </w:pPr>
+      <w:r>
+        <w:rPr>
+          <w:rFonts w:ascii="Times New Roman" w:hAnsi="Times New Roman" w:eastAsia="Times New Roman"/>
+          <w:b w:val="0"/>
+          <w:sz w:val="20"/>
+        </w:rPr>
+        <w:t>8. Print UAT: 1 orang = 1 form (min 4; ideal 6–10). Black box 1 set peneliti terpisah.</w:t>
       </w:r>
     </w:p>
     <w:sectPr>
@@ -2541,6 +2799,13 @@
     <w:name w:val="Normal"/>
     <w:qFormat/>
     <w:rsid w:val="00FC693F"/>
+    <w:pPr>
+      <w:spacing w:after="80" w:line="276" w:lineRule="auto"/>
+    </w:pPr>
+    <w:rPr>
+      <w:rFonts w:ascii="Times New Roman" w:hAnsi="Times New Roman" w:eastAsia="Times New Roman"/>
+      <w:sz w:val="24"/>
+    </w:rPr>
   </w:style>
   <w:style w:type="paragraph" w:styleId="Header">
     <w:name w:val="header"/>
